--- a/RequirementsDocument.docx
+++ b/RequirementsDocument.docx
@@ -381,7 +381,27 @@
           <w:bCs/>
           <w:color w:val="000000" w:themeColor="text1"/>
         </w:rPr>
-        <w:t>for when a piano key is pressed and when we actually hear a sound</w:t>
+        <w:t xml:space="preserve">for when a piano key is pressed and when we </w:t>
+      </w:r>
+      <w:proofErr w:type="gramStart"/>
+      <w:r>
+        <w:rPr>
+          <w:rFonts w:ascii="Times New Roman" w:eastAsia="Calibri" w:hAnsi="Times New Roman" w:cs="Times New Roman"/>
+          <w:b/>
+          <w:bCs/>
+          <w:color w:val="000000" w:themeColor="text1"/>
+        </w:rPr>
+        <w:t>actually hear</w:t>
+      </w:r>
+      <w:proofErr w:type="gramEnd"/>
+      <w:r>
+        <w:rPr>
+          <w:rFonts w:ascii="Times New Roman" w:eastAsia="Calibri" w:hAnsi="Times New Roman" w:cs="Times New Roman"/>
+          <w:b/>
+          <w:bCs/>
+          <w:color w:val="000000" w:themeColor="text1"/>
+        </w:rPr>
+        <w:t xml:space="preserve"> a sound</w:t>
       </w:r>
     </w:p>
     <w:p>
@@ -956,6 +976,98 @@
           <w:color w:val="000000" w:themeColor="text1"/>
         </w:rPr>
       </w:pPr>
+    </w:p>
+    <w:p>
+      <w:pPr>
+        <w:pStyle w:val="ListParagraph"/>
+        <w:ind w:left="1440"/>
+        <w:rPr>
+          <w:rFonts w:ascii="Times New Roman" w:eastAsia="Calibri" w:hAnsi="Times New Roman" w:cs="Times New Roman"/>
+          <w:color w:val="000000" w:themeColor="text1"/>
+        </w:rPr>
+      </w:pPr>
+    </w:p>
+    <w:p>
+      <w:pPr>
+        <w:pStyle w:val="ListParagraph"/>
+        <w:ind w:left="1440"/>
+        <w:rPr>
+          <w:rFonts w:ascii="Times New Roman" w:eastAsia="Calibri" w:hAnsi="Times New Roman" w:cs="Times New Roman"/>
+          <w:b/>
+          <w:bCs/>
+          <w:color w:val="000000" w:themeColor="text1"/>
+        </w:rPr>
+      </w:pPr>
+      <w:r>
+        <w:rPr>
+          <w:rFonts w:ascii="Times New Roman" w:eastAsia="Calibri" w:hAnsi="Times New Roman" w:cs="Times New Roman"/>
+          <w:b/>
+          <w:bCs/>
+          <w:color w:val="000000" w:themeColor="text1"/>
+        </w:rPr>
+        <w:t>Data Flow/Call graph:</w:t>
+      </w:r>
+    </w:p>
+    <w:p>
+      <w:pPr>
+        <w:pStyle w:val="ListParagraph"/>
+        <w:ind w:left="1440"/>
+        <w:rPr>
+          <w:rFonts w:ascii="Times New Roman" w:eastAsia="Calibri" w:hAnsi="Times New Roman" w:cs="Times New Roman"/>
+          <w:color w:val="000000" w:themeColor="text1"/>
+        </w:rPr>
+      </w:pPr>
+    </w:p>
+    <w:p>
+      <w:pPr>
+        <w:pStyle w:val="ListParagraph"/>
+        <w:ind w:left="1440"/>
+        <w:rPr>
+          <w:rFonts w:ascii="Times New Roman" w:eastAsia="Calibri" w:hAnsi="Times New Roman" w:cs="Times New Roman"/>
+          <w:color w:val="000000" w:themeColor="text1"/>
+        </w:rPr>
+      </w:pPr>
+      <w:r>
+        <w:rPr>
+          <w:rFonts w:ascii="Times New Roman" w:eastAsia="Calibri" w:hAnsi="Times New Roman" w:cs="Times New Roman"/>
+          <w:color w:val="000000" w:themeColor="text1"/>
+        </w:rPr>
+        <w:drawing>
+          <wp:inline distT="0" distB="0" distL="0" distR="0" wp14:anchorId="158887BC" wp14:editId="7C3B558C">
+            <wp:extent cx="5079295" cy="3484418"/>
+            <wp:effectExtent l="0" t="0" r="7620" b="1905"/>
+            <wp:docPr id="1781920876" name="Picture 1"/>
+            <wp:cNvGraphicFramePr>
+              <a:graphicFrameLocks xmlns:a="http://schemas.openxmlformats.org/drawingml/2006/main" noChangeAspect="1"/>
+            </wp:cNvGraphicFramePr>
+            <a:graphic xmlns:a="http://schemas.openxmlformats.org/drawingml/2006/main">
+              <a:graphicData uri="http://schemas.openxmlformats.org/drawingml/2006/picture">
+                <pic:pic xmlns:pic="http://schemas.openxmlformats.org/drawingml/2006/picture">
+                  <pic:nvPicPr>
+                    <pic:cNvPr id="1781920876" name=""/>
+                    <pic:cNvPicPr/>
+                  </pic:nvPicPr>
+                  <pic:blipFill>
+                    <a:blip r:embed="rId5"/>
+                    <a:stretch>
+                      <a:fillRect/>
+                    </a:stretch>
+                  </pic:blipFill>
+                  <pic:spPr>
+                    <a:xfrm>
+                      <a:off x="0" y="0"/>
+                      <a:ext cx="5083276" cy="3487149"/>
+                    </a:xfrm>
+                    <a:prstGeom prst="rect">
+                      <a:avLst/>
+                    </a:prstGeom>
+                  </pic:spPr>
+                </pic:pic>
+              </a:graphicData>
+            </a:graphic>
+          </wp:inline>
+        </w:drawing>
+      </w:r>
     </w:p>
     <w:sectPr>
       <w:pgSz w:w="12240" w:h="15840"/>
